--- a/Resume/03Sep2026_SrikanthTurpu_Resume_ATS_Sidebar.docx
+++ b/Resume/03Sep2026_SrikanthTurpu_Resume_ATS_Sidebar.docx
@@ -889,7 +889,7 @@
                 <w:rFonts w:ascii="Calibri" w:eastAsia="Calibri" w:hAnsi="Calibri" w:cs="Calibri"/>
                 <w:color w:val="000000"/>
               </w:rPr>
-              <w:t>Self-motivated, innovative, and goal-oriented QA professional with 14 years of experience in software quality assurance and testing. Proficient in designing and implementing robust testing strategies to ensure the delivery of high-quality software products. Adept at leading cross-functional teams, mentoring junior QA professionals, and collaborating with stakeholders to meet project goals and objectives.</w:t>
+              <w:t>Hands-on QA automation professional with 14 years of experience personally designing, building, and maintaining end-to-end test automation frameworks across web, mobile, and API layers. Combines deep individual-contributor expertise with the ability to lead cross-functional teams, mentor QA engineers, and align testing strategy with business goals — consistently delivering high-quality, production-ready software faster.</w:t>
             </w:r>
           </w:p>
           <w:p>
@@ -927,7 +927,7 @@
                 <w:rFonts w:ascii="Calibri" w:eastAsia="Calibri" w:hAnsi="Calibri" w:cs="Calibri"/>
                 <w:color w:val="000000"/>
               </w:rPr>
-              <w:t xml:space="preserve"> Proficient in developing and maintaining automated test scripts using industry-standard testing tools and frameworks such as </w:t>
+              <w:t xml:space="preserve"> Hands-on individual contributor who designs, develops, and maintains automation frameworks and test scripts using Playwright, Cypress, Robot Framework, Selenium, Appium, and TypeScript.</w:t>
             </w:r>
             <w:r>
               <w:rPr>
@@ -936,14 +936,12 @@
                 <w:bCs/>
                 <w:color w:val="000000"/>
               </w:rPr>
-              <w:t>Playwright, Cypress</w:t>
-            </w:r>
-            <w:r>
-              <w:rPr>
-                <w:rFonts w:ascii="Calibri" w:eastAsia="Calibri" w:hAnsi="Calibri" w:cs="Calibri"/>
-                <w:color w:val="000000"/>
-              </w:rPr>
-              <w:t>, Robot Framework, Selenium, Appium and TypeScript, as an individual contributor.</w:t>
+            </w:r>
+            <w:r>
+              <w:rPr>
+                <w:rFonts w:ascii="Calibri" w:eastAsia="Calibri" w:hAnsi="Calibri" w:cs="Calibri"/>
+                <w:color w:val="000000"/>
+              </w:rPr>
             </w:r>
           </w:p>
           <w:p>
@@ -1024,97 +1022,97 @@
                 <w:rFonts w:ascii="Calibri" w:eastAsia="Calibri" w:hAnsi="Calibri" w:cs="Calibri"/>
                 <w:color w:val="000000"/>
               </w:rPr>
-              <w:t xml:space="preserve"> Experienced in integrating automated testing into CI/CD pipelines to enable continuous validation of every code release.</w:t>
-            </w:r>
-          </w:p>
-          <w:p>
-            <w:pPr>
-              <w:pStyle w:val="ListParagraph"/>
-              <w:numPr>
-                <w:ilvl w:val="0"/>
-                <w:numId w:val="3"/>
-              </w:numPr>
-              <w:spacing w:after="50"/>
-              <w:jc w:val="both"/>
-            </w:pPr>
-            <w:r>
-              <w:rPr>
-                <w:rFonts w:ascii="Calibri" w:eastAsia="Calibri" w:hAnsi="Calibri" w:cs="Calibri"/>
-                <w:color w:val="000000"/>
-              </w:rPr>
-              <w:t xml:space="preserve"> Deep domain expertise across Healthcare, E-Commerce, Mobile, OTT, and Enterprise applications, built over 14+ years of hands-on QA experience.</w:t>
-            </w:r>
-          </w:p>
-          <w:p>
-            <w:pPr>
-              <w:pStyle w:val="ListParagraph"/>
-              <w:numPr>
-                <w:ilvl w:val="0"/>
-                <w:numId w:val="3"/>
-              </w:numPr>
-              <w:spacing w:after="50"/>
-              <w:jc w:val="both"/>
-            </w:pPr>
-            <w:r>
-              <w:rPr>
-                <w:rFonts w:ascii="Calibri" w:eastAsia="Calibri" w:hAnsi="Calibri" w:cs="Calibri"/>
-                <w:color w:val="000000"/>
-              </w:rPr>
-              <w:t xml:space="preserve"> Skilled in test planning, execution, defect tracking, and developing comprehensive test strategies to ensure efficient, end-to-end software quality and reliability.</w:t>
-            </w:r>
-          </w:p>
-          <w:p>
-            <w:pPr>
-              <w:pStyle w:val="ListParagraph"/>
-              <w:numPr>
-                <w:ilvl w:val="0"/>
-                <w:numId w:val="3"/>
-              </w:numPr>
-              <w:spacing w:after="50"/>
-              <w:jc w:val="both"/>
-            </w:pPr>
-            <w:r>
-              <w:rPr>
-                <w:rFonts w:ascii="Calibri" w:eastAsia="Calibri" w:hAnsi="Calibri" w:cs="Calibri"/>
-                <w:color w:val="000000"/>
-              </w:rPr>
-              <w:t xml:space="preserve"> Experienced in leading and mentoring QA teams, providing technical guidance and fostering a collaborative, high-performing testing culture.</w:t>
-            </w:r>
-          </w:p>
-          <w:p>
-            <w:pPr>
-              <w:pStyle w:val="ListParagraph"/>
-              <w:numPr>
-                <w:ilvl w:val="0"/>
-                <w:numId w:val="3"/>
-              </w:numPr>
-              <w:spacing w:after="50"/>
-              <w:jc w:val="both"/>
-            </w:pPr>
-            <w:r>
-              <w:rPr>
-                <w:rFonts w:ascii="Calibri" w:eastAsia="Calibri" w:hAnsi="Calibri" w:cs="Calibri"/>
-                <w:color w:val="000000"/>
-              </w:rPr>
-              <w:t xml:space="preserve"> Adept at identifying and assessing risks and dependencies that may impact testing efforts, communicating them clearly to project stakeholders.</w:t>
-            </w:r>
-          </w:p>
-          <w:p>
-            <w:pPr>
-              <w:pStyle w:val="ListParagraph"/>
-              <w:numPr>
-                <w:ilvl w:val="0"/>
-                <w:numId w:val="3"/>
-              </w:numPr>
-              <w:spacing w:after="50"/>
-              <w:jc w:val="both"/>
-            </w:pPr>
-            <w:r>
-              <w:rPr>
-                <w:rFonts w:ascii="Calibri" w:eastAsia="Calibri" w:hAnsi="Calibri" w:cs="Calibri"/>
-                <w:color w:val="000000"/>
-              </w:rPr>
-              <w:t xml:space="preserve"> Competent in configuring and maintaining test environments that accurately mirror production settings.</w:t>
+              <w:t xml:space="preserve"> Integrated automated testing into CI/CD pipelines (GitHub Actions, Jenkins) to enable continuous validation on every release.</w:t>
+            </w:r>
+          </w:p>
+          <w:p>
+            <w:pPr>
+              <w:pStyle w:val="ListParagraph"/>
+              <w:numPr>
+                <w:ilvl w:val="0"/>
+                <w:numId w:val="3"/>
+              </w:numPr>
+              <w:spacing w:after="50"/>
+              <w:jc w:val="both"/>
+            </w:pPr>
+            <w:r>
+              <w:rPr>
+                <w:rFonts w:ascii="Calibri" w:eastAsia="Calibri" w:hAnsi="Calibri" w:cs="Calibri"/>
+                <w:color w:val="000000"/>
+              </w:rPr>
+              <w:t xml:space="preserve"> Built deep domain expertise across Healthcare, E-Commerce, Mobile, OTT, and Enterprise applications over 14+ years of hands-on QA automation experience.</w:t>
+            </w:r>
+          </w:p>
+          <w:p>
+            <w:pPr>
+              <w:pStyle w:val="ListParagraph"/>
+              <w:numPr>
+                <w:ilvl w:val="0"/>
+                <w:numId w:val="3"/>
+              </w:numPr>
+              <w:spacing w:after="50"/>
+              <w:jc w:val="both"/>
+            </w:pPr>
+            <w:r>
+              <w:rPr>
+                <w:rFonts w:ascii="Calibri" w:eastAsia="Calibri" w:hAnsi="Calibri" w:cs="Calibri"/>
+                <w:color w:val="000000"/>
+              </w:rPr>
+              <w:t xml:space="preserve"> Own end-to-end test planning, execution, and defect tracking, translating business requirements into comprehensive test strategies that drive software quality and reliability.</w:t>
+            </w:r>
+          </w:p>
+          <w:p>
+            <w:pPr>
+              <w:pStyle w:val="ListParagraph"/>
+              <w:numPr>
+                <w:ilvl w:val="0"/>
+                <w:numId w:val="3"/>
+              </w:numPr>
+              <w:spacing w:after="50"/>
+              <w:jc w:val="both"/>
+            </w:pPr>
+            <w:r>
+              <w:rPr>
+                <w:rFonts w:ascii="Calibri" w:eastAsia="Calibri" w:hAnsi="Calibri" w:cs="Calibri"/>
+                <w:color w:val="000000"/>
+              </w:rPr>
+              <w:t xml:space="preserve"> Lead and mentor QA teams alongside individual-contributor work, providing technical guidance and fostering a collaborative, high-performing testing culture.</w:t>
+            </w:r>
+          </w:p>
+          <w:p>
+            <w:pPr>
+              <w:pStyle w:val="ListParagraph"/>
+              <w:numPr>
+                <w:ilvl w:val="0"/>
+                <w:numId w:val="3"/>
+              </w:numPr>
+              <w:spacing w:after="50"/>
+              <w:jc w:val="both"/>
+            </w:pPr>
+            <w:r>
+              <w:rPr>
+                <w:rFonts w:ascii="Calibri" w:eastAsia="Calibri" w:hAnsi="Calibri" w:cs="Calibri"/>
+                <w:color w:val="000000"/>
+              </w:rPr>
+              <w:t xml:space="preserve"> Proactively identify and assess risks and dependencies that could impact testing timelines, communicating them clearly to stakeholders.</w:t>
+            </w:r>
+          </w:p>
+          <w:p>
+            <w:pPr>
+              <w:pStyle w:val="ListParagraph"/>
+              <w:numPr>
+                <w:ilvl w:val="0"/>
+                <w:numId w:val="3"/>
+              </w:numPr>
+              <w:spacing w:after="50"/>
+              <w:jc w:val="both"/>
+            </w:pPr>
+            <w:r>
+              <w:rPr>
+                <w:rFonts w:ascii="Calibri" w:eastAsia="Calibri" w:hAnsi="Calibri" w:cs="Calibri"/>
+                <w:color w:val="000000"/>
+              </w:rPr>
+              <w:t xml:space="preserve"> Configure and maintain test environments that accurately mirror production, minimizing environment-related defects.</w:t>
             </w:r>
           </w:p>
           <w:p>
@@ -1205,7 +1203,61 @@
                 <w:rFonts w:ascii="Calibri" w:eastAsia="Calibri" w:hAnsi="Calibri" w:cs="Calibri"/>
                 <w:color w:val="000000"/>
               </w:rPr>
-              <w:t xml:space="preserve"> As an individual contributor, designed and built the automation framework from the ground up using Cypress and Playwright (TypeScript) within a Page Object Model structure to validate Artemis Health’s benefits-analytics workflows.</w:t>
+              <w:t xml:space="preserve"> As an individual contributor, designed and maintained an automation framework using Cypress and Playwright (TypeScript), with reusable page objects, fixtures, and utility components, to validate benefits-analytics dashboards and reporting workflows.</w:t>
+            </w:r>
+          </w:p>
+          <w:p>
+            <w:pPr>
+              <w:pStyle w:val="ListParagraph"/>
+              <w:numPr>
+                <w:ilvl w:val="0"/>
+                <w:numId w:val="3"/>
+              </w:numPr>
+              <w:spacing w:after="50"/>
+              <w:jc w:val="both"/>
+            </w:pPr>
+            <w:r>
+              <w:rPr>
+                <w:rFonts w:ascii="Calibri" w:eastAsia="Calibri" w:hAnsi="Calibri" w:cs="Calibri"/>
+                <w:color w:val="000000"/>
+              </w:rPr>
+              <w:t xml:space="preserve"> Automated functional, regression, smoke, and sanity scenarios covering benefits calculations, plan comparisons, and reporting outputs.</w:t>
+            </w:r>
+          </w:p>
+          <w:p>
+            <w:pPr>
+              <w:pStyle w:val="ListParagraph"/>
+              <w:numPr>
+                <w:ilvl w:val="0"/>
+                <w:numId w:val="3"/>
+              </w:numPr>
+              <w:spacing w:after="50"/>
+              <w:jc w:val="both"/>
+            </w:pPr>
+            <w:r>
+              <w:rPr>
+                <w:rFonts w:ascii="Calibri" w:eastAsia="Calibri" w:hAnsi="Calibri" w:cs="Calibri"/>
+                <w:color w:val="000000"/>
+              </w:rPr>
+              <w:t xml:space="preserve"> Performed API testing and integrated API-level validations into the automation workflow to verify data accuracy between backend services and analytics dashboards.</w:t>
+            </w:r>
+          </w:p>
+          <w:p>
+            <w:pPr>
+              <w:pStyle w:val="ListParagraph"/>
+              <w:numPr>
+                <w:ilvl w:val="0"/>
+                <w:numId w:val="3"/>
+              </w:numPr>
+              <w:spacing w:after="50"/>
+              <w:jc w:val="both"/>
+            </w:pPr>
+            <w:r>
+              <w:rPr>
+                <w:rFonts w:ascii="Calibri" w:eastAsia="Calibri" w:hAnsi="Calibri" w:cs="Calibri"/>
+                <w:color w:val="000000"/>
+              </w:rPr>
+              <w:t xml:space="preserve"> Executed automation suites through CI/CD pipelines on every release, analyzing test failures to distinguish real application defects from automation or environment issues.</w:t>
             </w:r>
           </w:p>
           <w:p>
@@ -1224,95 +1276,6 @@
                 <w:color w:val="000000"/>
               </w:rPr>
               <w:t xml:space="preserve"> Also managed and guided the QA team, setting testing priorities and reviewing coverage across releases.</w:t>
-            </w:r>
-          </w:p>
-          <w:p>
-            <w:pPr>
-              <w:pStyle w:val="ListParagraph"/>
-              <w:numPr>
-                <w:ilvl w:val="0"/>
-                <w:numId w:val="3"/>
-              </w:numPr>
-              <w:spacing w:after="50"/>
-              <w:jc w:val="both"/>
-            </w:pPr>
-            <w:r>
-              <w:rPr>
-                <w:rFonts w:ascii="Calibri" w:eastAsia="Calibri" w:hAnsi="Calibri" w:cs="Calibri"/>
-                <w:color w:val="000000"/>
-              </w:rPr>
-              <w:t xml:space="preserve"> Continuously refactored and extended the automation suite as the platform grew, improving execution efficiency and broadening test coverage.</w:t>
-            </w:r>
-          </w:p>
-          <w:p>
-            <w:pPr>
-              <w:pStyle w:val="ListParagraph"/>
-              <w:numPr>
-                <w:ilvl w:val="0"/>
-                <w:numId w:val="3"/>
-              </w:numPr>
-              <w:spacing w:after="50"/>
-              <w:jc w:val="both"/>
-            </w:pPr>
-            <w:r>
-              <w:rPr>
-                <w:rFonts w:ascii="Calibri" w:eastAsia="Calibri" w:hAnsi="Calibri" w:cs="Calibri"/>
-                <w:color w:val="000000"/>
-              </w:rPr>
-              <w:t xml:space="preserve"> Used GitHub for version control and CI/CD, scheduling and executing automation scripts to keep test </w:t>
-            </w:r>
-            <w:proofErr w:type="gramStart"/>
-            <w:r>
-              <w:rPr>
-                <w:rFonts w:ascii="Calibri" w:eastAsia="Calibri" w:hAnsi="Calibri" w:cs="Calibri"/>
-                <w:color w:val="000000"/>
-              </w:rPr>
-              <w:t>runs</w:t>
-            </w:r>
-            <w:proofErr w:type="gramEnd"/>
-            <w:r>
-              <w:rPr>
-                <w:rFonts w:ascii="Calibri" w:eastAsia="Calibri" w:hAnsi="Calibri" w:cs="Calibri"/>
-                <w:color w:val="000000"/>
-              </w:rPr>
-              <w:t xml:space="preserve"> continuous and repeatable.</w:t>
-            </w:r>
-          </w:p>
-          <w:p>
-            <w:pPr>
-              <w:pStyle w:val="ListParagraph"/>
-              <w:numPr>
-                <w:ilvl w:val="0"/>
-                <w:numId w:val="3"/>
-              </w:numPr>
-              <w:spacing w:after="50"/>
-              <w:jc w:val="both"/>
-            </w:pPr>
-            <w:r>
-              <w:rPr>
-                <w:rFonts w:ascii="Calibri" w:eastAsia="Calibri" w:hAnsi="Calibri" w:cs="Calibri"/>
-                <w:color w:val="000000"/>
-              </w:rPr>
-              <w:t xml:space="preserve"> Authored test cases, scripts, and scenarios directly from software requirements and design specifications for each new feature.</w:t>
-            </w:r>
-          </w:p>
-          <w:p>
-            <w:pPr>
-              <w:pStyle w:val="ListParagraph"/>
-              <w:numPr>
-                <w:ilvl w:val="0"/>
-                <w:numId w:val="3"/>
-              </w:numPr>
-              <w:spacing w:after="50"/>
-              <w:jc w:val="both"/>
-            </w:pPr>
-            <w:r>
-              <w:rPr>
-                <w:rFonts w:ascii="Calibri" w:eastAsia="Calibri" w:hAnsi="Calibri" w:cs="Calibri"/>
-                <w:color w:val="000000"/>
-              </w:rPr>
-              <w:lastRenderedPageBreak/>
-              <w:t xml:space="preserve"> Ran regression testing on every release to confirm new changes didn’t affect existing reporting and analytics functionality.</w:t>
             </w:r>
           </w:p>
           <w:p>
@@ -1437,25 +1400,43 @@
                 <w:rFonts w:ascii="Calibri" w:eastAsia="Calibri" w:hAnsi="Calibri" w:cs="Calibri"/>
                 <w:color w:val="000000"/>
               </w:rPr>
-              <w:t xml:space="preserve"> As an individual contributor, designed and built the test automation framework from scratch using Robot Framework and Python within a structured Page Object Model, tailored to Ritchie Bros.’ asset listing and transaction workflows.</w:t>
-            </w:r>
-          </w:p>
-          <w:p>
-            <w:pPr>
-              <w:pStyle w:val="ListParagraph"/>
-              <w:numPr>
-                <w:ilvl w:val="0"/>
-                <w:numId w:val="3"/>
-              </w:numPr>
-              <w:spacing w:after="50"/>
-              <w:jc w:val="both"/>
-            </w:pPr>
-            <w:r>
-              <w:rPr>
-                <w:rFonts w:ascii="Calibri" w:eastAsia="Calibri" w:hAnsi="Calibri" w:cs="Calibri"/>
-                <w:color w:val="000000"/>
-              </w:rPr>
-              <w:t xml:space="preserve"> Authored test cases, scripts, and scenarios mapped directly to software requirements and design specifications.</w:t>
+              <w:t xml:space="preserve"> As an individual contributor, built a test automation framework using Robot Framework and Python with a structured Page Object Model tailored to asset listing, bidding, and auction transaction workflows.</w:t>
+            </w:r>
+          </w:p>
+          <w:p>
+            <w:pPr>
+              <w:pStyle w:val="ListParagraph"/>
+              <w:numPr>
+                <w:ilvl w:val="0"/>
+                <w:numId w:val="3"/>
+              </w:numPr>
+              <w:spacing w:after="50"/>
+              <w:jc w:val="both"/>
+            </w:pPr>
+            <w:r>
+              <w:rPr>
+                <w:rFonts w:ascii="Calibri" w:eastAsia="Calibri" w:hAnsi="Calibri" w:cs="Calibri"/>
+                <w:color w:val="000000"/>
+              </w:rPr>
+              <w:t xml:space="preserve"> Automated functional, regression, and sanity scenarios across asset search, listing detail, bid placement, and checkout flows.</w:t>
+            </w:r>
+          </w:p>
+          <w:p>
+            <w:pPr>
+              <w:pStyle w:val="ListParagraph"/>
+              <w:numPr>
+                <w:ilvl w:val="0"/>
+                <w:numId w:val="3"/>
+              </w:numPr>
+              <w:spacing w:after="50"/>
+              <w:jc w:val="both"/>
+            </w:pPr>
+            <w:r>
+              <w:rPr>
+                <w:rFonts w:ascii="Calibri" w:eastAsia="Calibri" w:hAnsi="Calibri" w:cs="Calibri"/>
+                <w:color w:val="000000"/>
+              </w:rPr>
+              <w:t xml:space="preserve"> Performed root cause analysis on automation and application failures to keep defect turnaround fast during release cycles.</w:t>
             </w:r>
           </w:p>
           <w:p>
@@ -1509,40 +1490,6 @@
                 <w:rFonts w:ascii="Calibri" w:eastAsia="Calibri" w:hAnsi="Calibri" w:cs="Calibri"/>
                 <w:color w:val="000000"/>
               </w:rPr>
-              <w:t xml:space="preserve"> Maintained and extended the automation </w:t>
-            </w:r>
-            <w:proofErr w:type="gramStart"/>
-            <w:r>
-              <w:rPr>
-                <w:rFonts w:ascii="Calibri" w:eastAsia="Calibri" w:hAnsi="Calibri" w:cs="Calibri"/>
-                <w:color w:val="000000"/>
-              </w:rPr>
-              <w:t>suite</w:t>
-            </w:r>
-            <w:proofErr w:type="gramEnd"/>
-            <w:r>
-              <w:rPr>
-                <w:rFonts w:ascii="Calibri" w:eastAsia="Calibri" w:hAnsi="Calibri" w:cs="Calibri"/>
-                <w:color w:val="000000"/>
-              </w:rPr>
-              <w:t xml:space="preserve"> over time, improving efficiency and broadening coverage as the platform evolved.</w:t>
-            </w:r>
-          </w:p>
-          <w:p>
-            <w:pPr>
-              <w:pStyle w:val="ListParagraph"/>
-              <w:numPr>
-                <w:ilvl w:val="0"/>
-                <w:numId w:val="3"/>
-              </w:numPr>
-              <w:spacing w:after="50"/>
-              <w:jc w:val="both"/>
-            </w:pPr>
-            <w:r>
-              <w:rPr>
-                <w:rFonts w:ascii="Calibri" w:eastAsia="Calibri" w:hAnsi="Calibri" w:cs="Calibri"/>
-                <w:color w:val="000000"/>
-              </w:rPr>
               <w:t xml:space="preserve"> Partnered directly with developers, product managers, and business analysts to translate business requirements into test scenarios.</w:t>
             </w:r>
           </w:p>
@@ -1561,7 +1508,7 @@
                 <w:rFonts w:ascii="Calibri" w:eastAsia="Calibri" w:hAnsi="Calibri" w:cs="Calibri"/>
                 <w:color w:val="000000"/>
               </w:rPr>
-              <w:t xml:space="preserve"> Executed regression testing on each release to confirm new changes did not affect existing asset and transaction functionality.</w:t>
+              <w:t xml:space="preserve"> Executed regression testing on each release to confirm new changes did not affect existing bidding, asset, or transaction functionality.</w:t>
             </w:r>
           </w:p>
           <w:p>
@@ -1659,7 +1606,7 @@
                 <w:rFonts w:ascii="Calibri" w:eastAsia="Calibri" w:hAnsi="Calibri" w:cs="Calibri"/>
                 <w:color w:val="000000"/>
               </w:rPr>
-              <w:t xml:space="preserve"> As an individual contributor, built the automation framework from scratch using Selenium (Java) and Appium within a Page Object Model structure to validate </w:t>
+              <w:t xml:space="preserve"> As an individual contributor, built an automation framework using Selenium (Java) and Appium to validate live-streaming, VOD playback, and channel-guide functionality across mobile, TV, and web platforms.</w:t>
             </w:r>
             <w:proofErr w:type="spellStart"/>
             <w:r>
@@ -1667,7 +1614,6 @@
                 <w:rFonts w:ascii="Calibri" w:eastAsia="Calibri" w:hAnsi="Calibri" w:cs="Calibri"/>
                 <w:color w:val="000000"/>
               </w:rPr>
-              <w:t>MobiTV’s</w:t>
             </w:r>
             <w:proofErr w:type="spellEnd"/>
             <w:r>
@@ -1675,7 +1621,70 @@
                 <w:rFonts w:ascii="Calibri" w:eastAsia="Calibri" w:hAnsi="Calibri" w:cs="Calibri"/>
                 <w:color w:val="000000"/>
               </w:rPr>
-              <w:t xml:space="preserve"> OTT experience across mobile, TV, and web platforms.</w:t>
+            </w:r>
+          </w:p>
+          <w:p>
+            <w:pPr>
+              <w:pStyle w:val="ListParagraph"/>
+              <w:numPr>
+                <w:ilvl w:val="0"/>
+                <w:numId w:val="3"/>
+              </w:numPr>
+              <w:spacing w:after="50"/>
+              <w:jc w:val="both"/>
+            </w:pPr>
+            <w:r>
+              <w:rPr>
+                <w:rFonts w:ascii="Calibri" w:eastAsia="Calibri" w:hAnsi="Calibri" w:cs="Calibri"/>
+                <w:color w:val="000000"/>
+              </w:rPr>
+              <w:t xml:space="preserve"> Automated functional, regression, and smoke scenarios for playback controls, channel switching, and content search across multiple device types and OS versions.</w:t>
+            </w:r>
+            <w:proofErr w:type="spellStart"/>
+            <w:r>
+              <w:rPr>
+                <w:rFonts w:ascii="Calibri" w:eastAsia="Calibri" w:hAnsi="Calibri" w:cs="Calibri"/>
+                <w:color w:val="000000"/>
+              </w:rPr>
+            </w:r>
+            <w:proofErr w:type="spellEnd"/>
+            <w:r>
+              <w:rPr>
+                <w:rFonts w:ascii="Calibri" w:eastAsia="Calibri" w:hAnsi="Calibri" w:cs="Calibri"/>
+                <w:color w:val="000000"/>
+              </w:rPr>
+            </w:r>
+          </w:p>
+          <w:p>
+            <w:pPr>
+              <w:pStyle w:val="ListParagraph"/>
+              <w:numPr>
+                <w:ilvl w:val="0"/>
+                <w:numId w:val="3"/>
+              </w:numPr>
+              <w:spacing w:after="50"/>
+              <w:jc w:val="both"/>
+            </w:pPr>
+            <w:r>
+              <w:rPr>
+                <w:rFonts w:ascii="Calibri" w:eastAsia="Calibri" w:hAnsi="Calibri" w:cs="Calibri"/>
+                <w:color w:val="000000"/>
+              </w:rPr>
+              <w:t xml:space="preserve"> Tested across a range of physical and emulated devices to surface device-fragmentation issues, isolating device-specific playback defects from automation issues.</w:t>
+            </w:r>
+            <w:proofErr w:type="spellStart"/>
+            <w:r>
+              <w:rPr>
+                <w:rFonts w:ascii="Calibri" w:eastAsia="Calibri" w:hAnsi="Calibri" w:cs="Calibri"/>
+                <w:color w:val="000000"/>
+              </w:rPr>
+            </w:r>
+            <w:proofErr w:type="spellEnd"/>
+            <w:r>
+              <w:rPr>
+                <w:rFonts w:ascii="Calibri" w:eastAsia="Calibri" w:hAnsi="Calibri" w:cs="Calibri"/>
+                <w:color w:val="000000"/>
+              </w:rPr>
             </w:r>
           </w:p>
           <w:p>
@@ -1711,40 +1720,6 @@
                 <w:rFonts w:ascii="Calibri" w:eastAsia="Calibri" w:hAnsi="Calibri" w:cs="Calibri"/>
                 <w:color w:val="000000"/>
               </w:rPr>
-              <w:t xml:space="preserve"> Maintained and enhanced the automation </w:t>
-            </w:r>
-            <w:proofErr w:type="gramStart"/>
-            <w:r>
-              <w:rPr>
-                <w:rFonts w:ascii="Calibri" w:eastAsia="Calibri" w:hAnsi="Calibri" w:cs="Calibri"/>
-                <w:color w:val="000000"/>
-              </w:rPr>
-              <w:t>suite</w:t>
-            </w:r>
-            <w:proofErr w:type="gramEnd"/>
-            <w:r>
-              <w:rPr>
-                <w:rFonts w:ascii="Calibri" w:eastAsia="Calibri" w:hAnsi="Calibri" w:cs="Calibri"/>
-                <w:color w:val="000000"/>
-              </w:rPr>
-              <w:t xml:space="preserve"> over time, improving efficiency and broadening coverage as new platforms and features were added.</w:t>
-            </w:r>
-          </w:p>
-          <w:p>
-            <w:pPr>
-              <w:pStyle w:val="ListParagraph"/>
-              <w:numPr>
-                <w:ilvl w:val="0"/>
-                <w:numId w:val="3"/>
-              </w:numPr>
-              <w:spacing w:after="50"/>
-              <w:jc w:val="both"/>
-            </w:pPr>
-            <w:r>
-              <w:rPr>
-                <w:rFonts w:ascii="Calibri" w:eastAsia="Calibri" w:hAnsi="Calibri" w:cs="Calibri"/>
-                <w:color w:val="000000"/>
-              </w:rPr>
               <w:t xml:space="preserve"> Used GitHub for version control and Jenkins for CI, scheduling and executing automation scripts for consistent, repeatable test runs.</w:t>
             </w:r>
           </w:p>
@@ -1763,25 +1738,7 @@
                 <w:rFonts w:ascii="Calibri" w:eastAsia="Calibri" w:hAnsi="Calibri" w:cs="Calibri"/>
                 <w:color w:val="000000"/>
               </w:rPr>
-              <w:t xml:space="preserve"> Documented test cases, scripts, and scenarios based on software requirements and design specifications for each supported platform.</w:t>
-            </w:r>
-          </w:p>
-          <w:p>
-            <w:pPr>
-              <w:pStyle w:val="ListParagraph"/>
-              <w:numPr>
-                <w:ilvl w:val="0"/>
-                <w:numId w:val="3"/>
-              </w:numPr>
-              <w:spacing w:after="50"/>
-              <w:jc w:val="both"/>
-            </w:pPr>
-            <w:r>
-              <w:rPr>
-                <w:rFonts w:ascii="Calibri" w:eastAsia="Calibri" w:hAnsi="Calibri" w:cs="Calibri"/>
-                <w:color w:val="000000"/>
-              </w:rPr>
-              <w:t xml:space="preserve"> Surfaced risks and dependencies across releases and kept stakeholders informed to avoid schedule slippage.</w:t>
+              <w:t xml:space="preserve"> Surfaced device-fragmentation and platform-specific risks across releases and kept stakeholders informed to avoid schedule slippage.</w:t>
             </w:r>
           </w:p>
           <w:p>
